--- a/KMIP_PKCS11_Phase_Report.docx
+++ b/KMIP_PKCS11_Phase_Report.docx
@@ -233,7 +233,7 @@
               <w:rPr>
                 <w:sz w:val="18"/>
               </w:rPr>
-              <w:t>19 August 2026</w:t>
+              <w:t>22 August 2026</w:t>
             </w:r>
           </w:p>
         </w:tc>
@@ -4945,7 +4945,7 @@
           <w:color w:val="808080"/>
           <w:sz w:val="16"/>
         </w:rPr>
-        <w:t>KMIP on PKCS#11 — Production Hardening Programme, Phases 0–5 — 19 August 2026</w:t>
+        <w:t>KMIP on PKCS#11 — Production Hardening Programme, Phases 0–5 — 22 August 2026</w:t>
       </w:r>
     </w:p>
     <w:sectPr>

--- a/KMIP_PKCS11_Phase_Report.docx
+++ b/KMIP_PKCS11_Phase_Report.docx
@@ -233,7 +233,7 @@
               <w:rPr>
                 <w:sz w:val="18"/>
               </w:rPr>
-              <w:t>22 August 2026</w:t>
+              <w:t>03 September 2026</w:t>
             </w:r>
           </w:p>
         </w:tc>
@@ -4945,7 +4945,7 @@
           <w:color w:val="808080"/>
           <w:sz w:val="16"/>
         </w:rPr>
-        <w:t>KMIP on PKCS#11 — Production Hardening Programme, Phases 0–5 — 22 August 2026</w:t>
+        <w:t>KMIP on PKCS#11 — Production Hardening Programme, Phases 0–5 — 03 September 2026</w:t>
       </w:r>
     </w:p>
     <w:sectPr>

--- a/KMIP_PKCS11_Phase_Report.docx
+++ b/KMIP_PKCS11_Phase_Report.docx
@@ -233,7 +233,7 @@
               <w:rPr>
                 <w:sz w:val="18"/>
               </w:rPr>
-              <w:t>03 September 2026</w:t>
+              <w:t>07 September 2026</w:t>
             </w:r>
           </w:p>
         </w:tc>
@@ -494,7 +494,67 @@
               <w:rPr>
                 <w:sz w:val="17"/>
               </w:rPr>
-              <w:t>Installation, running the suite, and operational troubleshooting.</w:t>
+              <w:t>Installation, deployment, running the suite, and operational troubleshooting.</w:t>
+            </w:r>
+          </w:p>
+        </w:tc>
+      </w:tr>
+      <w:tr>
+        <w:tc>
+          <w:tcPr>
+            <w:tcW w:type="dxa" w:w="3024"/>
+            <w:shd w:fill="EEF4FA" w:val="clear"/>
+          </w:tcPr>
+          <w:p>
+            <w:r>
+              <w:rPr>
+                <w:sz w:val="17"/>
+              </w:rPr>
+              <w:t>KMIP_PKCS11_Feature_Specification.docx</w:t>
+            </w:r>
+          </w:p>
+        </w:tc>
+        <w:tc>
+          <w:tcPr>
+            <w:tcW w:type="dxa" w:w="5904"/>
+            <w:shd w:fill="EEF4FA" w:val="clear"/>
+          </w:tcPr>
+          <w:p>
+            <w:r>
+              <w:rPr>
+                <w:sz w:val="17"/>
+              </w:rPr>
+              <w:t>Every supported feature and operation, with worked examples.</w:t>
+            </w:r>
+          </w:p>
+        </w:tc>
+      </w:tr>
+      <w:tr>
+        <w:tc>
+          <w:tcPr>
+            <w:tcW w:type="dxa" w:w="3024"/>
+            <w:shd w:fill="FFFFFF" w:val="clear"/>
+          </w:tcPr>
+          <w:p>
+            <w:r>
+              <w:rPr>
+                <w:sz w:val="17"/>
+              </w:rPr>
+              <w:t>KMIP_PKCS11_KMS_Gap_Matrix.docx</w:t>
+            </w:r>
+          </w:p>
+        </w:tc>
+        <w:tc>
+          <w:tcPr>
+            <w:tcW w:type="dxa" w:w="5904"/>
+            <w:shd w:fill="FFFFFF" w:val="clear"/>
+          </w:tcPr>
+          <w:p>
+            <w:r>
+              <w:rPr>
+                <w:sz w:val="17"/>
+              </w:rPr>
+              <w:t>What the commercial KMS market expects, what is covered here, and the route for every gap — where this programme could go next.</w:t>
             </w:r>
           </w:p>
         </w:tc>
@@ -4945,7 +5005,7 @@
           <w:color w:val="808080"/>
           <w:sz w:val="16"/>
         </w:rPr>
-        <w:t>KMIP on PKCS#11 — Production Hardening Programme, Phases 0–5 — 03 September 2026</w:t>
+        <w:t>KMIP on PKCS#11 — Production Hardening Programme, Phases 0–5 — 07 September 2026</w:t>
       </w:r>
     </w:p>
     <w:sectPr>

--- a/KMIP_PKCS11_Phase_Report.docx
+++ b/KMIP_PKCS11_Phase_Report.docx
@@ -233,7 +233,7 @@
               <w:rPr>
                 <w:sz w:val="18"/>
               </w:rPr>
-              <w:t>07 September 2026</w:t>
+              <w:t>11 September 2026</w:t>
             </w:r>
           </w:p>
         </w:tc>
@@ -5005,7 +5005,7 @@
           <w:color w:val="808080"/>
           <w:sz w:val="16"/>
         </w:rPr>
-        <w:t>KMIP on PKCS#11 — Production Hardening Programme, Phases 0–5 — 07 September 2026</w:t>
+        <w:t>KMIP on PKCS#11 — Production Hardening Programme, Phases 0–5 — 11 September 2026</w:t>
       </w:r>
     </w:p>
     <w:sectPr>
